--- a/Questionnaires/In-process - qq eligible persons - v5.docx
+++ b/Questionnaires/In-process - qq eligible persons - v5.docx
@@ -9,8 +9,8 @@
           <w:rFonts w:ascii="Calibri" w:hAnsi="Calibri" w:cs="Calibri"/>
           <w:b/>
           <w:bCs/>
-          <w:sz w:val="24"/>
-          <w:szCs w:val="24"/>
+          <w:sz w:val="28"/>
+          <w:szCs w:val="28"/>
         </w:rPr>
       </w:pPr>
       <w:r>
@@ -21,7 +21,7 @@
           <w:sz w:val="28"/>
           <w:szCs w:val="28"/>
         </w:rPr>
-        <w:t>AMP In-Process Assessment of HHR Process</w:t>
+        <w:t xml:space="preserve">AMP </w:t>
       </w:r>
       <w:r>
         <w:rPr>
@@ -31,7 +31,17 @@
           <w:sz w:val="28"/>
           <w:szCs w:val="28"/>
         </w:rPr>
-        <w:t xml:space="preserve">: </w:t>
+        <w:t>i</w:t>
+      </w:r>
+      <w:r>
+        <w:rPr>
+          <w:rFonts w:ascii="Calibri" w:hAnsi="Calibri" w:cs="Calibri"/>
+          <w:b/>
+          <w:bCs/>
+          <w:sz w:val="28"/>
+          <w:szCs w:val="28"/>
+        </w:rPr>
+        <w:t xml:space="preserve">n-process assessment of ITN campaign household </w:t>
       </w:r>
       <w:commentRangeStart w:id="0"/>
       <w:r>
@@ -42,7 +52,7 @@
           <w:sz w:val="28"/>
           <w:szCs w:val="28"/>
         </w:rPr>
-        <w:t>Assessing Eligible Persons</w:t>
+        <w:t>registration</w:t>
       </w:r>
       <w:commentRangeEnd w:id="0"/>
       <w:r>
@@ -51,8 +61,8 @@
           <w:rFonts w:ascii="Calibri" w:hAnsi="Calibri" w:cs="Calibri"/>
           <w:b/>
           <w:bCs/>
-          <w:sz w:val="24"/>
-          <w:szCs w:val="24"/>
+          <w:sz w:val="28"/>
+          <w:szCs w:val="28"/>
         </w:rPr>
         <w:commentReference w:id="0"/>
       </w:r>
@@ -1662,7 +1672,7 @@
           <w:rFonts w:ascii="Calibri" w:eastAsia="Calibri" w:hAnsi="Calibri" w:cs="Calibri"/>
           <w:bCs/>
         </w:rPr>
-        <w:t>You have been informed about the assessment’s purpose, procedures, possible benefits, and risks.</w:t>
+        <w:t>You have been informed about the assessment’s purpose, procedures, possible benefits and risks.</w:t>
       </w:r>
     </w:p>
     <w:p>
@@ -2681,9 +2691,9 @@
           <w:szCs w:val="24"/>
         </w:rPr>
         <w:sectPr>
-          <w:footerReference w:type="even" r:id="rId15"/>
-          <w:footerReference w:type="default" r:id="rId16"/>
-          <w:footerReference w:type="first" r:id="rId17"/>
+          <w:footerReference w:type="even" r:id="rId14"/>
+          <w:footerReference w:type="default" r:id="rId15"/>
+          <w:footerReference w:type="first" r:id="rId16"/>
           <w:pgSz w:w="11906" w:h="16838"/>
           <w:pgMar w:top="1440" w:right="1080" w:bottom="1440" w:left="1080" w:header="567" w:footer="567" w:gutter="0"/>
           <w:cols w:space="708"/>
@@ -2756,7 +2766,25 @@
                 <w:sz w:val="24"/>
                 <w:szCs w:val="24"/>
               </w:rPr>
-              <w:t xml:space="preserve"> (Household roster)</w:t>
+              <w:t xml:space="preserve"> (</w:t>
+            </w:r>
+            <w:r>
+              <w:rPr>
+                <w:rFonts w:ascii="Calibri" w:eastAsia="Calibri" w:hAnsi="Calibri" w:cs="Calibri"/>
+                <w:b/>
+                <w:sz w:val="24"/>
+                <w:szCs w:val="24"/>
+              </w:rPr>
+              <w:t>h</w:t>
+            </w:r>
+            <w:r>
+              <w:rPr>
+                <w:rFonts w:ascii="Calibri" w:eastAsia="Calibri" w:hAnsi="Calibri" w:cs="Calibri"/>
+                <w:b/>
+                <w:sz w:val="24"/>
+                <w:szCs w:val="24"/>
+              </w:rPr>
+              <w:t>ousehold roster)</w:t>
             </w:r>
           </w:p>
         </w:tc>
@@ -2824,11 +2852,23 @@
                 <w:bCs/>
                 <w:i/>
                 <w:iCs/>
-                <w:sz w:val="22"/>
                 <w:szCs w:val="22"/>
+                <w:vertAlign w:val="superscript"/>
               </w:rPr>
               <w:commentReference w:id="1"/>
             </w:r>
+            <w:ins w:id="2" w:author="Author">
+              <w:r>
+                <w:rPr>
+                  <w:rStyle w:val="FootnoteReference"/>
+                  <w:rFonts w:ascii="Calibri" w:eastAsia="Calibri" w:hAnsi="Calibri" w:cs="Calibri"/>
+                  <w:bCs/>
+                  <w:i/>
+                  <w:iCs/>
+                </w:rPr>
+                <w:footnoteReference w:id="2"/>
+              </w:r>
+            </w:ins>
             <w:r>
               <w:rPr>
                 <w:rFonts w:ascii="Calibri" w:eastAsia="Calibri" w:hAnsi="Calibri" w:cs="Calibri"/>
@@ -2969,7 +3009,7 @@
                 <w:szCs w:val="18"/>
               </w:rPr>
             </w:pPr>
-            <w:commentRangeStart w:id="2"/>
+            <w:commentRangeStart w:id="3"/>
             <w:r>
               <w:rPr>
                 <w:rFonts w:ascii="Calibri" w:eastAsia="Calibri" w:hAnsi="Calibri" w:cs="Calibri"/>
@@ -2982,13 +3022,34 @@
               </w:rPr>
               <w:t>Group member</w:t>
             </w:r>
-            <w:commentRangeEnd w:id="2"/>
+            <w:commentRangeEnd w:id="3"/>
             <w:r>
               <w:rPr>
                 <w:rStyle w:val="CommentReference"/>
-              </w:rPr>
-              <w:commentReference w:id="2"/>
-            </w:r>
+                <w:rFonts w:ascii="Calibri" w:eastAsia="Calibri" w:hAnsi="Calibri" w:cs="Calibri"/>
+                <w:b/>
+                <w:i/>
+                <w:iCs/>
+                <w:color w:val="0F9ED5" w:themeColor="accent4"/>
+                <w:szCs w:val="18"/>
+                <w:vertAlign w:val="superscript"/>
+              </w:rPr>
+              <w:commentReference w:id="3"/>
+            </w:r>
+            <w:ins w:id="4" w:author="Author">
+              <w:r>
+                <w:rPr>
+                  <w:rStyle w:val="FootnoteReference"/>
+                  <w:rFonts w:ascii="Calibri" w:eastAsia="Calibri" w:hAnsi="Calibri" w:cs="Calibri"/>
+                  <w:b/>
+                  <w:i/>
+                  <w:iCs/>
+                  <w:color w:val="0F9ED5" w:themeColor="accent4"/>
+                  <w:szCs w:val="18"/>
+                </w:rPr>
+                <w:footnoteReference w:id="3"/>
+              </w:r>
+            </w:ins>
           </w:p>
         </w:tc>
         <w:tc>
@@ -3063,7 +3124,7 @@
                 <w:szCs w:val="18"/>
               </w:rPr>
             </w:pPr>
-            <w:commentRangeStart w:id="3"/>
+            <w:commentRangeStart w:id="5"/>
             <w:r>
               <w:rPr>
                 <w:rFonts w:ascii="Calibri" w:eastAsia="Calibri" w:hAnsi="Calibri" w:cs="Calibri"/>
@@ -3073,17 +3134,28 @@
               </w:rPr>
               <w:t>Eligibility for HHR</w:t>
             </w:r>
-            <w:commentRangeEnd w:id="3"/>
+            <w:commentRangeEnd w:id="5"/>
             <w:r>
               <w:rPr>
                 <w:rStyle w:val="CommentReference"/>
                 <w:rFonts w:ascii="Calibri" w:eastAsia="Calibri" w:hAnsi="Calibri" w:cs="Calibri"/>
                 <w:b/>
-                <w:sz w:val="18"/>
                 <w:szCs w:val="18"/>
-              </w:rPr>
-              <w:commentReference w:id="3"/>
-            </w:r>
+                <w:vertAlign w:val="superscript"/>
+              </w:rPr>
+              <w:commentReference w:id="5"/>
+            </w:r>
+            <w:ins w:id="6" w:author="Author">
+              <w:r>
+                <w:rPr>
+                  <w:rStyle w:val="FootnoteReference"/>
+                  <w:rFonts w:ascii="Calibri" w:eastAsia="Calibri" w:hAnsi="Calibri" w:cs="Calibri"/>
+                  <w:b/>
+                  <w:szCs w:val="18"/>
+                </w:rPr>
+                <w:footnoteReference w:id="4"/>
+              </w:r>
+            </w:ins>
           </w:p>
         </w:tc>
       </w:tr>
@@ -3370,7 +3442,7 @@
               </w:rPr>
               <w:t xml:space="preserve">of the persons who </w:t>
             </w:r>
-            <w:commentRangeStart w:id="4"/>
+            <w:commentRangeStart w:id="7"/>
             <w:r>
               <w:rPr>
                 <w:rFonts w:ascii="Calibri" w:eastAsia="Calibri" w:hAnsi="Calibri" w:cs="Calibri"/>
@@ -3379,7 +3451,7 @@
               </w:rPr>
               <w:t>currently</w:t>
             </w:r>
-            <w:commentRangeEnd w:id="4"/>
+            <w:commentRangeEnd w:id="7"/>
             <w:r>
               <w:rPr>
                 <w:rStyle w:val="CommentReference"/>
@@ -3387,7 +3459,7 @@
                 <w:sz w:val="18"/>
                 <w:szCs w:val="18"/>
               </w:rPr>
-              <w:commentReference w:id="4"/>
+              <w:commentReference w:id="7"/>
             </w:r>
             <w:r>
               <w:rPr>
@@ -3463,9 +3535,8 @@
                 <w:sz w:val="18"/>
                 <w:szCs w:val="18"/>
               </w:rPr>
-              <w:t xml:space="preserve"> or </w:t>
-            </w:r>
-            <w:proofErr w:type="gramStart"/>
+              <w:t xml:space="preserve"> or other vulnerable group</w:t>
+            </w:r>
             <w:r>
               <w:rPr>
                 <w:rFonts w:ascii="Calibri" w:eastAsia="Calibri" w:hAnsi="Calibri" w:cs="Calibri"/>
@@ -3475,81 +3546,76 @@
                 <w:sz w:val="18"/>
                 <w:szCs w:val="18"/>
               </w:rPr>
-              <w:t>other</w:t>
-            </w:r>
-            <w:proofErr w:type="gramEnd"/>
-            <w:r>
-              <w:rPr>
-                <w:rFonts w:ascii="Calibri" w:eastAsia="Calibri" w:hAnsi="Calibri" w:cs="Calibri"/>
-                <w:i/>
-                <w:iCs/>
-                <w:color w:val="0F9ED5" w:themeColor="accent4"/>
+              <w:t>?</w:t>
+            </w:r>
+          </w:p>
+        </w:tc>
+        <w:tc>
+          <w:tcPr>
+            <w:tcW w:w="1009" w:type="dxa"/>
+            <w:gridSpan w:val="2"/>
+          </w:tcPr>
+          <w:p>
+            <w:pPr>
+              <w:spacing w:after="0"/>
+              <w:rPr>
+                <w:rFonts w:ascii="Calibri" w:eastAsia="Calibri" w:hAnsi="Calibri" w:cs="Calibri"/>
                 <w:sz w:val="18"/>
                 <w:szCs w:val="18"/>
               </w:rPr>
-              <w:t xml:space="preserve"> vulnerable group</w:t>
-            </w:r>
-            <w:r>
-              <w:rPr>
-                <w:rFonts w:ascii="Calibri" w:eastAsia="Calibri" w:hAnsi="Calibri" w:cs="Calibri"/>
-                <w:i/>
-                <w:iCs/>
-                <w:color w:val="0F9ED5" w:themeColor="accent4"/>
+            </w:pPr>
+          </w:p>
+          <w:p>
+            <w:pPr>
+              <w:spacing w:after="0"/>
+              <w:ind w:left="-62"/>
+              <w:rPr>
+                <w:rFonts w:ascii="Calibri" w:eastAsia="Calibri" w:hAnsi="Calibri" w:cs="Calibri"/>
                 <w:sz w:val="18"/>
                 <w:szCs w:val="18"/>
               </w:rPr>
-              <w:t>?</w:t>
-            </w:r>
-          </w:p>
-        </w:tc>
-        <w:tc>
-          <w:tcPr>
-            <w:tcW w:w="1009" w:type="dxa"/>
-            <w:gridSpan w:val="2"/>
-          </w:tcPr>
-          <w:p>
-            <w:pPr>
-              <w:spacing w:after="0"/>
+            </w:pPr>
+            <w:r>
               <w:rPr>
                 <w:rFonts w:ascii="Calibri" w:eastAsia="Calibri" w:hAnsi="Calibri" w:cs="Calibri"/>
                 <w:sz w:val="18"/>
                 <w:szCs w:val="18"/>
               </w:rPr>
-            </w:pPr>
-          </w:p>
-          <w:p>
-            <w:pPr>
-              <w:spacing w:after="0"/>
-              <w:ind w:left="-62"/>
+              <w:t>Is (NAME) male or female?</w:t>
+            </w:r>
+          </w:p>
+        </w:tc>
+        <w:tc>
+          <w:tcPr>
+            <w:tcW w:w="2236" w:type="dxa"/>
+          </w:tcPr>
+          <w:p>
+            <w:pPr>
+              <w:spacing w:after="0"/>
               <w:rPr>
                 <w:rFonts w:ascii="Calibri" w:eastAsia="Calibri" w:hAnsi="Calibri" w:cs="Calibri"/>
                 <w:sz w:val="18"/>
                 <w:szCs w:val="18"/>
               </w:rPr>
             </w:pPr>
-            <w:r>
+          </w:p>
+          <w:p>
+            <w:pPr>
+              <w:spacing w:after="0"/>
               <w:rPr>
                 <w:rFonts w:ascii="Calibri" w:eastAsia="Calibri" w:hAnsi="Calibri" w:cs="Calibri"/>
                 <w:sz w:val="18"/>
                 <w:szCs w:val="18"/>
               </w:rPr>
-              <w:t>Is (NAME) male or female?</w:t>
-            </w:r>
-          </w:p>
-        </w:tc>
-        <w:tc>
-          <w:tcPr>
-            <w:tcW w:w="2236" w:type="dxa"/>
-          </w:tcPr>
-          <w:p>
-            <w:pPr>
-              <w:spacing w:after="0"/>
+            </w:pPr>
+            <w:r>
               <w:rPr>
                 <w:rFonts w:ascii="Calibri" w:eastAsia="Calibri" w:hAnsi="Calibri" w:cs="Calibri"/>
                 <w:sz w:val="18"/>
                 <w:szCs w:val="18"/>
               </w:rPr>
-            </w:pPr>
+              <w:t xml:space="preserve">How old is (NAME)?  </w:t>
+            </w:r>
           </w:p>
           <w:p>
             <w:pPr>
@@ -3566,25 +3632,23 @@
                 <w:sz w:val="18"/>
                 <w:szCs w:val="18"/>
               </w:rPr>
-              <w:t xml:space="preserve">How old is (NAME)?  </w:t>
-            </w:r>
-          </w:p>
-          <w:p>
-            <w:pPr>
-              <w:spacing w:after="0"/>
+              <w:t xml:space="preserve">If less than </w:t>
+            </w:r>
+            <w:r>
               <w:rPr>
                 <w:rFonts w:ascii="Calibri" w:eastAsia="Calibri" w:hAnsi="Calibri" w:cs="Calibri"/>
                 <w:sz w:val="18"/>
                 <w:szCs w:val="18"/>
               </w:rPr>
-            </w:pPr>
+              <w:t>one</w:t>
+            </w:r>
             <w:r>
               <w:rPr>
                 <w:rFonts w:ascii="Calibri" w:eastAsia="Calibri" w:hAnsi="Calibri" w:cs="Calibri"/>
                 <w:sz w:val="18"/>
                 <w:szCs w:val="18"/>
               </w:rPr>
-              <w:t>If less than 1 year enter 00.</w:t>
+              <w:t xml:space="preserve"> year enter 00.</w:t>
             </w:r>
           </w:p>
           <w:p>
@@ -6674,7 +6738,7 @@
                 <w:szCs w:val="18"/>
               </w:rPr>
             </w:pPr>
-            <w:bookmarkStart w:id="5" w:name="_Hlk184044161"/>
+            <w:bookmarkStart w:id="8" w:name="_Hlk184044161"/>
           </w:p>
           <w:p>
             <w:pPr>
@@ -6780,7 +6844,7 @@
           </w:p>
         </w:tc>
       </w:tr>
-      <w:bookmarkEnd w:id="5"/>
+      <w:bookmarkEnd w:id="8"/>
     </w:tbl>
     <w:p>
       <w:pPr>
@@ -8700,7 +8764,7 @@
               </w:rPr>
               <w:t xml:space="preserve">The team would have talked to you about the upcoming ITN distribution and recorded information about the number of people living in your household. </w:t>
             </w:r>
-            <w:commentRangeStart w:id="6"/>
+            <w:commentRangeStart w:id="9"/>
             <w:r>
               <w:rPr>
                 <w:rFonts w:ascii="Calibri" w:eastAsia="Calibri" w:hAnsi="Calibri" w:cs="Calibri"/>
@@ -8778,16 +8842,32 @@
               </w:rPr>
               <w:t xml:space="preserve"> happens.</w:t>
             </w:r>
-            <w:commentRangeEnd w:id="6"/>
+            <w:commentRangeEnd w:id="9"/>
             <w:r>
               <w:rPr>
                 <w:rStyle w:val="CommentReference"/>
                 <w:rFonts w:ascii="Calibri" w:eastAsia="Calibri" w:hAnsi="Calibri" w:cs="Calibri"/>
-                <w:sz w:val="20"/>
-                <w:szCs w:val="20"/>
-              </w:rPr>
-              <w:commentReference w:id="6"/>
-            </w:r>
+                <w:bCs/>
+                <w:iCs/>
+                <w:color w:val="0F9ED5" w:themeColor="accent4"/>
+                <w:szCs w:val="20"/>
+                <w:vertAlign w:val="superscript"/>
+              </w:rPr>
+              <w:commentReference w:id="9"/>
+            </w:r>
+            <w:ins w:id="10" w:author="Author">
+              <w:r>
+                <w:rPr>
+                  <w:rStyle w:val="FootnoteReference"/>
+                  <w:rFonts w:ascii="Calibri" w:eastAsia="Calibri" w:hAnsi="Calibri" w:cs="Calibri"/>
+                  <w:bCs/>
+                  <w:iCs/>
+                  <w:color w:val="0F9ED5" w:themeColor="accent4"/>
+                  <w:szCs w:val="20"/>
+                </w:rPr>
+                <w:footnoteReference w:id="5"/>
+              </w:r>
+            </w:ins>
           </w:p>
         </w:tc>
         <w:tc>
@@ -12705,7 +12785,7 @@
               </w:rPr>
               <w:t xml:space="preserve">When the HHR team visited yesterday, how many children under 5 years of age were </w:t>
             </w:r>
-            <w:commentRangeStart w:id="7"/>
+            <w:commentRangeStart w:id="11"/>
             <w:r>
               <w:rPr>
                 <w:rFonts w:ascii="Calibri" w:eastAsia="Calibri" w:hAnsi="Calibri" w:cs="Calibri"/>
@@ -12714,7 +12794,7 @@
               </w:rPr>
               <w:t>living</w:t>
             </w:r>
-            <w:commentRangeEnd w:id="7"/>
+            <w:commentRangeEnd w:id="11"/>
             <w:r>
               <w:rPr>
                 <w:rStyle w:val="CommentReference"/>
@@ -12722,7 +12802,7 @@
                 <w:sz w:val="20"/>
                 <w:szCs w:val="20"/>
               </w:rPr>
-              <w:commentReference w:id="7"/>
+              <w:commentReference w:id="11"/>
             </w:r>
             <w:r>
               <w:rPr>
@@ -13808,6 +13888,7 @@
                 <w:sz w:val="20"/>
                 <w:szCs w:val="20"/>
               </w:rPr>
+              <w:lastRenderedPageBreak/>
               <w:t>Q1</w:t>
             </w:r>
             <w:r>
@@ -14183,7 +14264,6 @@
                 <w:sz w:val="20"/>
                 <w:szCs w:val="20"/>
               </w:rPr>
-              <w:lastRenderedPageBreak/>
               <w:t>Q1</w:t>
             </w:r>
             <w:r>
@@ -18322,71 +18402,10 @@
               <w:spacing w:after="0"/>
               <w:rPr>
                 <w:rFonts w:ascii="Calibri" w:eastAsia="Times New Roman" w:hAnsi="Calibri" w:cs="Arial"/>
-                <w:b/>
-                <w:i/>
-                <w:sz w:val="20"/>
-                <w:szCs w:val="20"/>
-              </w:rPr>
-            </w:pPr>
-          </w:p>
-          <w:p>
-            <w:pPr>
-              <w:spacing w:after="0"/>
-              <w:rPr>
-                <w:rFonts w:ascii="Calibri" w:eastAsia="Times New Roman" w:hAnsi="Calibri" w:cs="Arial"/>
-                <w:sz w:val="20"/>
-                <w:szCs w:val="20"/>
-              </w:rPr>
-            </w:pPr>
-            <w:r>
-              <w:rPr>
-                <w:rFonts w:ascii="Calibri" w:eastAsia="Calibri" w:hAnsi="Calibri" w:cs="Calibri"/>
-                <w:bCs/>
-                <w:i/>
-                <w:iCs/>
-                <w:color w:val="0F9ED5" w:themeColor="accent4"/>
-                <w:sz w:val="20"/>
-                <w:szCs w:val="20"/>
-              </w:rPr>
-              <w:t xml:space="preserve">For the digital tool, explore whether we can capture the order in which multiple responses are </w:t>
-            </w:r>
-            <w:r>
-              <w:rPr>
-                <w:rFonts w:ascii="Calibri" w:eastAsia="Calibri" w:hAnsi="Calibri" w:cs="Calibri"/>
-                <w:bCs/>
-                <w:i/>
-                <w:iCs/>
-                <w:color w:val="0F9ED5" w:themeColor="accent4"/>
-                <w:sz w:val="20"/>
-                <w:szCs w:val="20"/>
-              </w:rPr>
-              <w:lastRenderedPageBreak/>
-              <w:t xml:space="preserve">provided OR if we ask respondents to rank </w:t>
-            </w:r>
-            <w:r>
-              <w:rPr>
-                <w:rFonts w:ascii="Calibri" w:eastAsia="Calibri" w:hAnsi="Calibri" w:cs="Calibri"/>
-                <w:bCs/>
-                <w:i/>
-                <w:iCs/>
-                <w:color w:val="0F9ED5" w:themeColor="accent4"/>
-                <w:sz w:val="20"/>
-                <w:szCs w:val="20"/>
-              </w:rPr>
-              <w:t xml:space="preserve">the responses they give (and we’ll have to decide in terms of what). </w:t>
-            </w:r>
-            <w:r>
-              <w:rPr>
-                <w:rFonts w:ascii="Calibri" w:eastAsia="Calibri" w:hAnsi="Calibri" w:cs="Calibri"/>
-                <w:bCs/>
-                <w:i/>
-                <w:iCs/>
-                <w:color w:val="0F9ED5" w:themeColor="accent4"/>
-                <w:sz w:val="20"/>
-                <w:szCs w:val="20"/>
-              </w:rPr>
-              <w:t>My preference is for the first approach if it is available.</w:t>
-            </w:r>
+                <w:sz w:val="20"/>
+                <w:szCs w:val="20"/>
+              </w:rPr>
+            </w:pPr>
           </w:p>
         </w:tc>
         <w:tc>
@@ -19952,25 +19971,7 @@
                 <w:sz w:val="20"/>
                 <w:szCs w:val="20"/>
               </w:rPr>
-              <w:t xml:space="preserve">Did the team that visited you yesterday tell </w:t>
-            </w:r>
-            <w:proofErr w:type="gramStart"/>
-            <w:r>
-              <w:rPr>
-                <w:rFonts w:ascii="Calibri" w:eastAsia="Times New Roman" w:hAnsi="Calibri" w:cs="Arial"/>
-                <w:sz w:val="20"/>
-                <w:szCs w:val="20"/>
-              </w:rPr>
-              <w:t>you</w:t>
-            </w:r>
-            <w:proofErr w:type="gramEnd"/>
-            <w:r>
-              <w:rPr>
-                <w:rFonts w:ascii="Calibri" w:eastAsia="Times New Roman" w:hAnsi="Calibri" w:cs="Arial"/>
-                <w:sz w:val="20"/>
-                <w:szCs w:val="20"/>
-              </w:rPr>
-              <w:t xml:space="preserve"> the date </w:t>
+              <w:t xml:space="preserve">Did the team that visited you yesterday tell you the date </w:t>
             </w:r>
             <w:r>
               <w:rPr>
@@ -23867,7 +23868,7 @@
 
 <file path=word/comments.xml><?xml version="1.0" encoding="utf-8"?>
 <w:comments xmlns:wpc="http://schemas.microsoft.com/office/word/2010/wordprocessingCanvas" xmlns:cx="http://schemas.microsoft.com/office/drawing/2014/chartex" xmlns:cx1="http://schemas.microsoft.com/office/drawing/2015/9/8/chartex" xmlns:cx2="http://schemas.microsoft.com/office/drawing/2015/10/21/chartex" xmlns:cx3="http://schemas.microsoft.com/office/drawing/2016/5/9/chartex" xmlns:cx4="http://schemas.microsoft.com/office/drawing/2016/5/10/chartex" xmlns:cx5="http://schemas.microsoft.com/office/drawing/2016/5/11/chartex" xmlns:cx6="http://schemas.microsoft.com/office/drawing/2016/5/12/chartex" xmlns:cx7="http://schemas.microsoft.com/office/drawing/2016/5/13/chartex" xmlns:cx8="http://schemas.microsoft.com/office/drawing/2016/5/14/chartex" xmlns:mc="http://schemas.openxmlformats.org/markup-compatibility/2006" xmlns:aink="http://schemas.microsoft.com/office/drawing/2016/ink" xmlns:am3d="http://schemas.microsoft.com/office/drawing/2017/model3d" xmlns:o="urn:schemas-microsoft-com:office:office" xmlns:oel="http://schemas.microsoft.com/office/2019/extlst" xmlns:r="http://schemas.openxmlformats.org/officeDocument/2006/relationships" xmlns:m="http://schemas.openxmlformats.org/officeDocument/2006/math" xmlns:v="urn:schemas-microsoft-com:vml" xmlns:wp14="http://schemas.microsoft.com/office/word/2010/wordprocessingDrawing" xmlns:wp="http://schemas.openxmlformats.org/drawingml/2006/wordprocessingDrawing" xmlns:w10="urn:schemas-microsoft-com:office:word" xmlns:w="http://schemas.openxmlformats.org/wordprocessingml/2006/main" xmlns:w14="http://schemas.microsoft.com/office/word/2010/wordml" xmlns:w15="http://schemas.microsoft.com/office/word/2012/wordml" xmlns:w16cex="http://schemas.microsoft.com/office/word/2018/wordml/cex" xmlns:w16cid="http://schemas.microsoft.com/office/word/2016/wordml/cid" xmlns:w16="http://schemas.microsoft.com/office/word/2018/wordml" xmlns:w16du="http://schemas.microsoft.com/office/word/2023/wordml/word16du" xmlns:w16sdtdh="http://schemas.microsoft.com/office/word/2020/wordml/sdtdatahash" xmlns:w16sdtfl="http://schemas.microsoft.com/office/word/2024/wordml/sdtformatlock" xmlns:w16se="http://schemas.microsoft.com/office/word/2015/wordml/symex" xmlns:wpg="http://schemas.microsoft.com/office/word/2010/wordprocessingGroup" xmlns:wpi="http://schemas.microsoft.com/office/word/2010/wordprocessingInk" xmlns:wne="http://schemas.microsoft.com/office/word/2006/wordml" xmlns:wps="http://schemas.microsoft.com/office/word/2010/wordprocessingShape" mc:Ignorable="w14 w15 w16se w16cid w16 w16cex w16sdtdh w16sdtfl w16du wp14">
-  <w:comment w:id="0" w:author="Steve Poyer  | Tropical Health" w:date="2025-07-08T09:08:00Z" w:initials="SP">
+  <w:comment w:id="0" w:author="Author" w:initials="A">
     <w:p>
       <w:pPr>
         <w:pStyle w:val="CommentText"/>
@@ -23946,7 +23947,7 @@
       </w:r>
     </w:p>
   </w:comment>
-  <w:comment w:id="1" w:author="Steve Poyer  | Tropical Health" w:date="2025-07-08T14:26:00Z" w:initials="SP">
+  <w:comment w:id="1" w:author="Author" w:initials="A">
     <w:p>
       <w:pPr>
         <w:pStyle w:val="CommentText"/>
@@ -23981,7 +23982,7 @@
       </w:r>
     </w:p>
   </w:comment>
-  <w:comment w:id="2" w:author="Eleanore Sternberg | Tropical Health" w:date="2025-10-14T17:25:00Z" w:initials="ES">
+  <w:comment w:id="3" w:author="Author" w:initials="A">
     <w:p>
       <w:pPr>
         <w:pStyle w:val="CommentText"/>
@@ -24013,7 +24014,7 @@
       </w:r>
     </w:p>
   </w:comment>
-  <w:comment w:id="3" w:author="Steve Poyer  | Tropical Health" w:date="2025-07-08T14:20:00Z" w:initials="SP">
+  <w:comment w:id="5" w:author="Author" w:initials="A">
     <w:p>
       <w:pPr>
         <w:pStyle w:val="CommentText"/>
@@ -24056,7 +24057,7 @@
       </w:r>
     </w:p>
   </w:comment>
-  <w:comment w:id="4" w:author="Steve Poyer  | Tropical Health" w:date="2025-07-15T18:50:00Z" w:initials="SP">
+  <w:comment w:id="7" w:author="Author" w:initials="A">
     <w:p>
       <w:pPr>
         <w:pStyle w:val="CommentText"/>
@@ -24091,7 +24092,7 @@
       </w:r>
     </w:p>
   </w:comment>
-  <w:comment w:id="6" w:author="Steve Poyer  | Tropical Health" w:date="2025-07-08T08:55:00Z" w:initials="SP">
+  <w:comment w:id="9" w:author="Author" w:initials="A">
     <w:p>
       <w:pPr>
         <w:pStyle w:val="CommentText"/>
@@ -24134,7 +24135,7 @@
       </w:r>
     </w:p>
   </w:comment>
-  <w:comment w:id="7" w:author="Steve Poyer  | Tropical Health" w:date="2025-07-08T14:27:00Z" w:initials="SP">
+  <w:comment w:id="11" w:author="Author" w:initials="A">
     <w:p>
       <w:pPr>
         <w:pStyle w:val="CommentText"/>
@@ -24174,7 +24175,7 @@
 
 <file path=word/commentsExtended.xml><?xml version="1.0" encoding="utf-8"?>
 <w15:commentsEx xmlns:wpc="http://schemas.microsoft.com/office/word/2010/wordprocessingCanvas" xmlns:cx="http://schemas.microsoft.com/office/drawing/2014/chartex" xmlns:cx1="http://schemas.microsoft.com/office/drawing/2015/9/8/chartex" xmlns:cx2="http://schemas.microsoft.com/office/drawing/2015/10/21/chartex" xmlns:cx3="http://schemas.microsoft.com/office/drawing/2016/5/9/chartex" xmlns:cx4="http://schemas.microsoft.com/office/drawing/2016/5/10/chartex" xmlns:cx5="http://schemas.microsoft.com/office/drawing/2016/5/11/chartex" xmlns:cx6="http://schemas.microsoft.com/office/drawing/2016/5/12/chartex" xmlns:cx7="http://schemas.microsoft.com/office/drawing/2016/5/13/chartex" xmlns:cx8="http://schemas.microsoft.com/office/drawing/2016/5/14/chartex" xmlns:mc="http://schemas.openxmlformats.org/markup-compatibility/2006" xmlns:aink="http://schemas.microsoft.com/office/drawing/2016/ink" xmlns:am3d="http://schemas.microsoft.com/office/drawing/2017/model3d" xmlns:o="urn:schemas-microsoft-com:office:office" xmlns:oel="http://schemas.microsoft.com/office/2019/extlst" xmlns:r="http://schemas.openxmlformats.org/officeDocument/2006/relationships" xmlns:m="http://schemas.openxmlformats.org/officeDocument/2006/math" xmlns:v="urn:schemas-microsoft-com:vml" xmlns:wp14="http://schemas.microsoft.com/office/word/2010/wordprocessingDrawing" xmlns:wp="http://schemas.openxmlformats.org/drawingml/2006/wordprocessingDrawing" xmlns:w10="urn:schemas-microsoft-com:office:word" xmlns:w="http://schemas.openxmlformats.org/wordprocessingml/2006/main" xmlns:w14="http://schemas.microsoft.com/office/word/2010/wordml" xmlns:w15="http://schemas.microsoft.com/office/word/2012/wordml" xmlns:w16cex="http://schemas.microsoft.com/office/word/2018/wordml/cex" xmlns:w16cid="http://schemas.microsoft.com/office/word/2016/wordml/cid" xmlns:w16="http://schemas.microsoft.com/office/word/2018/wordml" xmlns:w16du="http://schemas.microsoft.com/office/word/2023/wordml/word16du" xmlns:w16sdtdh="http://schemas.microsoft.com/office/word/2020/wordml/sdtdatahash" xmlns:w16sdtfl="http://schemas.microsoft.com/office/word/2024/wordml/sdtformatlock" xmlns:w16se="http://schemas.microsoft.com/office/word/2015/wordml/symex" xmlns:wpg="http://schemas.microsoft.com/office/word/2010/wordprocessingGroup" xmlns:wpi="http://schemas.microsoft.com/office/word/2010/wordprocessingInk" xmlns:wne="http://schemas.microsoft.com/office/word/2006/wordml" xmlns:wps="http://schemas.microsoft.com/office/word/2010/wordprocessingShape" mc:Ignorable="w14 w15 w16se w16cid w16 w16cex w16sdtdh w16sdtfl w16du wp14">
-  <w15:commentEx w15:paraId="671A8305" w15:done="0"/>
+  <w15:commentEx w15:paraId="49096FA1" w15:done="0"/>
   <w15:commentEx w15:paraId="2845BE83" w15:done="0"/>
   <w15:commentEx w15:paraId="4CE15CF8" w15:done="0"/>
   <w15:commentEx w15:paraId="2E3277AE" w15:done="0"/>
@@ -24184,21 +24185,9 @@
 </w15:commentsEx>
 </file>
 
-<file path=word/commentsExtensible.xml><?xml version="1.0" encoding="utf-8"?>
-<w16cex:commentsExtensible xmlns:wpc="http://schemas.microsoft.com/office/word/2010/wordprocessingCanvas" xmlns:cx="http://schemas.microsoft.com/office/drawing/2014/chartex" xmlns:cx1="http://schemas.microsoft.com/office/drawing/2015/9/8/chartex" xmlns:cx2="http://schemas.microsoft.com/office/drawing/2015/10/21/chartex" xmlns:cx3="http://schemas.microsoft.com/office/drawing/2016/5/9/chartex" xmlns:cx4="http://schemas.microsoft.com/office/drawing/2016/5/10/chartex" xmlns:cx5="http://schemas.microsoft.com/office/drawing/2016/5/11/chartex" xmlns:cx6="http://schemas.microsoft.com/office/drawing/2016/5/12/chartex" xmlns:cx7="http://schemas.microsoft.com/office/drawing/2016/5/13/chartex" xmlns:cx8="http://schemas.microsoft.com/office/drawing/2016/5/14/chartex" xmlns:cr="http://schemas.microsoft.com/office/comments/2020/reactions" xmlns:mc="http://schemas.openxmlformats.org/markup-compatibility/2006" xmlns:aink="http://schemas.microsoft.com/office/drawing/2016/ink" xmlns:am3d="http://schemas.microsoft.com/office/drawing/2017/model3d" xmlns:o="urn:schemas-microsoft-com:office:office" xmlns:oel="http://schemas.microsoft.com/office/2019/extlst" xmlns:r="http://schemas.openxmlformats.org/officeDocument/2006/relationships" xmlns:m="http://schemas.openxmlformats.org/officeDocument/2006/math" xmlns:v="urn:schemas-microsoft-com:vml" xmlns:wp14="http://schemas.microsoft.com/office/word/2010/wordprocessingDrawing" xmlns:wp="http://schemas.openxmlformats.org/drawingml/2006/wordprocessingDrawing" xmlns:w10="urn:schemas-microsoft-com:office:word" xmlns:w="http://schemas.openxmlformats.org/wordprocessingml/2006/main" xmlns:w14="http://schemas.microsoft.com/office/word/2010/wordml" xmlns:w15="http://schemas.microsoft.com/office/word/2012/wordml" xmlns:w16cex="http://schemas.microsoft.com/office/word/2018/wordml/cex" xmlns:w16cid="http://schemas.microsoft.com/office/word/2016/wordml/cid" xmlns:w16="http://schemas.microsoft.com/office/word/2018/wordml" xmlns:w16du="http://schemas.microsoft.com/office/word/2023/wordml/word16du" xmlns:w16sdtdh="http://schemas.microsoft.com/office/word/2020/wordml/sdtdatahash" xmlns:w16sdtfl="http://schemas.microsoft.com/office/word/2024/wordml/sdtformatlock" xmlns:w16se="http://schemas.microsoft.com/office/word/2015/wordml/symex" xmlns:wpg="http://schemas.microsoft.com/office/word/2010/wordprocessingGroup" xmlns:wpi="http://schemas.microsoft.com/office/word/2010/wordprocessingInk" xmlns:wne="http://schemas.microsoft.com/office/word/2006/wordml" xmlns:wps="http://schemas.microsoft.com/office/word/2010/wordprocessingShape" mc:Ignorable="w14 w15 w16se w16cid w16 w16cex w16sdtdh w16sdtfl cr w16du wp14">
-  <w16cex:commentExtensible w16cex:durableId="0FF882A6" w16cex:dateUtc="2025-07-08T08:08:00Z"/>
-  <w16cex:commentExtensible w16cex:durableId="62EAD2C7" w16cex:dateUtc="2025-07-08T13:26:00Z"/>
-  <w16cex:commentExtensible w16cex:durableId="237236B5" w16cex:dateUtc="2025-10-14T16:25:00Z"/>
-  <w16cex:commentExtensible w16cex:durableId="20952B90" w16cex:dateUtc="2025-07-08T13:20:00Z"/>
-  <w16cex:commentExtensible w16cex:durableId="11AE81DB" w16cex:dateUtc="2025-07-15T17:50:00Z"/>
-  <w16cex:commentExtensible w16cex:durableId="42ACB209" w16cex:dateUtc="2025-07-08T07:55:00Z"/>
-  <w16cex:commentExtensible w16cex:durableId="3C949FC4" w16cex:dateUtc="2025-07-08T13:27:00Z"/>
-</w16cex:commentsExtensible>
-</file>
-
 <file path=word/commentsIds.xml><?xml version="1.0" encoding="utf-8"?>
 <w16cid:commentsIds xmlns:wpc="http://schemas.microsoft.com/office/word/2010/wordprocessingCanvas" xmlns:cx="http://schemas.microsoft.com/office/drawing/2014/chartex" xmlns:cx1="http://schemas.microsoft.com/office/drawing/2015/9/8/chartex" xmlns:cx2="http://schemas.microsoft.com/office/drawing/2015/10/21/chartex" xmlns:cx3="http://schemas.microsoft.com/office/drawing/2016/5/9/chartex" xmlns:cx4="http://schemas.microsoft.com/office/drawing/2016/5/10/chartex" xmlns:cx5="http://schemas.microsoft.com/office/drawing/2016/5/11/chartex" xmlns:cx6="http://schemas.microsoft.com/office/drawing/2016/5/12/chartex" xmlns:cx7="http://schemas.microsoft.com/office/drawing/2016/5/13/chartex" xmlns:cx8="http://schemas.microsoft.com/office/drawing/2016/5/14/chartex" xmlns:mc="http://schemas.openxmlformats.org/markup-compatibility/2006" xmlns:aink="http://schemas.microsoft.com/office/drawing/2016/ink" xmlns:am3d="http://schemas.microsoft.com/office/drawing/2017/model3d" xmlns:o="urn:schemas-microsoft-com:office:office" xmlns:oel="http://schemas.microsoft.com/office/2019/extlst" xmlns:r="http://schemas.openxmlformats.org/officeDocument/2006/relationships" xmlns:m="http://schemas.openxmlformats.org/officeDocument/2006/math" xmlns:v="urn:schemas-microsoft-com:vml" xmlns:wp14="http://schemas.microsoft.com/office/word/2010/wordprocessingDrawing" xmlns:wp="http://schemas.openxmlformats.org/drawingml/2006/wordprocessingDrawing" xmlns:w10="urn:schemas-microsoft-com:office:word" xmlns:w="http://schemas.openxmlformats.org/wordprocessingml/2006/main" xmlns:w14="http://schemas.microsoft.com/office/word/2010/wordml" xmlns:w15="http://schemas.microsoft.com/office/word/2012/wordml" xmlns:w16cex="http://schemas.microsoft.com/office/word/2018/wordml/cex" xmlns:w16cid="http://schemas.microsoft.com/office/word/2016/wordml/cid" xmlns:w16="http://schemas.microsoft.com/office/word/2018/wordml" xmlns:w16du="http://schemas.microsoft.com/office/word/2023/wordml/word16du" xmlns:w16sdtdh="http://schemas.microsoft.com/office/word/2020/wordml/sdtdatahash" xmlns:w16sdtfl="http://schemas.microsoft.com/office/word/2024/wordml/sdtformatlock" xmlns:w16se="http://schemas.microsoft.com/office/word/2015/wordml/symex" xmlns:wpg="http://schemas.microsoft.com/office/word/2010/wordprocessingGroup" xmlns:wpi="http://schemas.microsoft.com/office/word/2010/wordprocessingInk" xmlns:wne="http://schemas.microsoft.com/office/word/2006/wordml" xmlns:wps="http://schemas.microsoft.com/office/word/2010/wordprocessingShape" mc:Ignorable="w14 w15 w16se w16cid w16 w16cex w16sdtdh w16sdtfl w16du wp14">
-  <w16cid:commentId w16cid:paraId="671A8305" w16cid:durableId="0FF882A6"/>
+  <w16cid:commentId w16cid:paraId="49096FA1" w16cid:durableId="300C6269"/>
   <w16cid:commentId w16cid:paraId="2845BE83" w16cid:durableId="62EAD2C7"/>
   <w16cid:commentId w16cid:paraId="4CE15CF8" w16cid:durableId="237236B5"/>
   <w16cid:commentId w16cid:paraId="2E3277AE" w16cid:durableId="20952B90"/>
@@ -24582,6 +24571,49 @@
       </w:pPr>
     </w:p>
   </w:footnote>
+  <w:footnote w:id="2">
+    <w:p>
+      <w:pPr>
+        <w:pStyle w:val="FootnoteText"/>
+        <w:spacing w:after="0"/>
+        <w:rPr>
+          <w:rFonts w:ascii="Calibri" w:hAnsi="Calibri" w:cs="Calibri"/>
+          <w:szCs w:val="20"/>
+        </w:rPr>
+      </w:pPr>
+    </w:p>
+  </w:footnote>
+  <w:footnote w:id="3">
+    <w:p>
+      <w:pPr>
+        <w:pStyle w:val="FootnoteText"/>
+        <w:spacing w:after="0"/>
+        <w:rPr>
+          <w:rFonts w:ascii="Calibri" w:hAnsi="Calibri" w:cs="Calibri"/>
+          <w:szCs w:val="20"/>
+        </w:rPr>
+      </w:pPr>
+    </w:p>
+  </w:footnote>
+  <w:footnote w:id="4">
+    <w:p>
+      <w:pPr>
+        <w:pStyle w:val="FootnoteText"/>
+        <w:spacing w:after="0"/>
+        <w:rPr>
+          <w:rFonts w:ascii="Calibri" w:hAnsi="Calibri" w:cs="Calibri"/>
+          <w:szCs w:val="20"/>
+        </w:rPr>
+      </w:pPr>
+    </w:p>
+  </w:footnote>
+  <w:footnote w:id="5">
+    <w:p>
+      <w:pPr>
+        <w:pStyle w:val="FootnoteText"/>
+      </w:pPr>
+    </w:p>
+  </w:footnote>
 </w:footnotes>
 </file>
 
@@ -29853,17 +29885,6 @@
     <w:abstractNumId w:val="39"/>
   </w:num>
 </w:numbering>
-</file>
-
-<file path=word/people.xml><?xml version="1.0" encoding="utf-8"?>
-<w15:people xmlns:wpc="http://schemas.microsoft.com/office/word/2010/wordprocessingCanvas" xmlns:cx="http://schemas.microsoft.com/office/drawing/2014/chartex" xmlns:cx1="http://schemas.microsoft.com/office/drawing/2015/9/8/chartex" xmlns:cx2="http://schemas.microsoft.com/office/drawing/2015/10/21/chartex" xmlns:cx3="http://schemas.microsoft.com/office/drawing/2016/5/9/chartex" xmlns:cx4="http://schemas.microsoft.com/office/drawing/2016/5/10/chartex" xmlns:cx5="http://schemas.microsoft.com/office/drawing/2016/5/11/chartex" xmlns:cx6="http://schemas.microsoft.com/office/drawing/2016/5/12/chartex" xmlns:cx7="http://schemas.microsoft.com/office/drawing/2016/5/13/chartex" xmlns:cx8="http://schemas.microsoft.com/office/drawing/2016/5/14/chartex" xmlns:mc="http://schemas.openxmlformats.org/markup-compatibility/2006" xmlns:aink="http://schemas.microsoft.com/office/drawing/2016/ink" xmlns:am3d="http://schemas.microsoft.com/office/drawing/2017/model3d" xmlns:o="urn:schemas-microsoft-com:office:office" xmlns:oel="http://schemas.microsoft.com/office/2019/extlst" xmlns:r="http://schemas.openxmlformats.org/officeDocument/2006/relationships" xmlns:m="http://schemas.openxmlformats.org/officeDocument/2006/math" xmlns:v="urn:schemas-microsoft-com:vml" xmlns:wp14="http://schemas.microsoft.com/office/word/2010/wordprocessingDrawing" xmlns:wp="http://schemas.openxmlformats.org/drawingml/2006/wordprocessingDrawing" xmlns:w10="urn:schemas-microsoft-com:office:word" xmlns:w="http://schemas.openxmlformats.org/wordprocessingml/2006/main" xmlns:w14="http://schemas.microsoft.com/office/word/2010/wordml" xmlns:w15="http://schemas.microsoft.com/office/word/2012/wordml" xmlns:w16cex="http://schemas.microsoft.com/office/word/2018/wordml/cex" xmlns:w16cid="http://schemas.microsoft.com/office/word/2016/wordml/cid" xmlns:w16="http://schemas.microsoft.com/office/word/2018/wordml" xmlns:w16du="http://schemas.microsoft.com/office/word/2023/wordml/word16du" xmlns:w16sdtdh="http://schemas.microsoft.com/office/word/2020/wordml/sdtdatahash" xmlns:w16sdtfl="http://schemas.microsoft.com/office/word/2024/wordml/sdtformatlock" xmlns:w16se="http://schemas.microsoft.com/office/word/2015/wordml/symex" xmlns:wpg="http://schemas.microsoft.com/office/word/2010/wordprocessingGroup" xmlns:wpi="http://schemas.microsoft.com/office/word/2010/wordprocessingInk" xmlns:wne="http://schemas.microsoft.com/office/word/2006/wordml" xmlns:wps="http://schemas.microsoft.com/office/word/2010/wordprocessingShape" mc:Ignorable="w14 w15 w16se w16cid w16 w16cex w16sdtdh w16sdtfl w16du wp14">
-  <w15:person w15:author="Steve Poyer  | Tropical Health">
-    <w15:presenceInfo w15:providerId="AD" w15:userId="S::steve@trophealth.com::d9aa2b46-98b6-4eb5-89bb-6e82ef6edbad"/>
-  </w15:person>
-  <w15:person w15:author="Eleanore Sternberg | Tropical Health">
-    <w15:presenceInfo w15:providerId="AD" w15:userId="S::Eleanore@trophealth.com::fc5c40e3-42bf-4d73-907d-c6feae9991a5"/>
-  </w15:person>
-</w15:people>
 </file>
 
 <file path=word/styles.xml><?xml version="1.0" encoding="utf-8"?>
@@ -32830,30 +32851,8 @@
 </file>
 
 <file path=customXml/item1.xml><?xml version="1.0" encoding="utf-8"?>
-<p:properties xmlns:p="http://schemas.microsoft.com/office/2006/metadata/properties" xmlns:xsi="http://www.w3.org/2001/XMLSchema-instance" xmlns:pc="http://schemas.microsoft.com/office/infopath/2007/PartnerControls">
-  <documentManagement>
-    <TaxCatchAll xmlns="f53cdae7-58e9-463a-80c4-ff1f1a52caeb" xsi:nil="true"/>
-    <lcf76f155ced4ddcb4097134ff3c332f xmlns="7a2ce8f2-2204-4367-a41c-b735e7c03037">
-      <Terms xmlns="http://schemas.microsoft.com/office/infopath/2007/PartnerControls"/>
-    </lcf76f155ced4ddcb4097134ff3c332f>
-    <Person xmlns="7a2ce8f2-2204-4367-a41c-b735e7c03037">
-      <UserInfo>
-        <DisplayName/>
-        <AccountId xsi:nil="true"/>
-        <AccountType/>
-      </UserInfo>
-    </Person>
-  </documentManagement>
-</p:properties>
-</file>
-
-<file path=customXml/item2.xml><?xml version="1.0" encoding="utf-8"?>
-<b:Sources xmlns:b="http://schemas.openxmlformats.org/officeDocument/2006/bibliography" xmlns="http://schemas.openxmlformats.org/officeDocument/2006/bibliography" SelectedStyle="\APASixthEditionOfficeOnline.xsl" StyleName="APA" Version="6"/>
-</file>
-
-<file path=customXml/item3.xml><?xml version="1.0" encoding="utf-8"?>
-<ct:contentTypeSchema xmlns:ct="http://schemas.microsoft.com/office/2006/metadata/contentType" xmlns:ma="http://schemas.microsoft.com/office/2006/metadata/properties/metaAttributes" ct:_="" ma:_="" ma:contentTypeName="Document" ma:contentTypeID="0x010100BF11AF2F54683D48B47D51E7C5C20D0A" ma:contentTypeVersion="21" ma:contentTypeDescription="Create a new document." ma:contentTypeScope="" ma:versionID="739c6c93e1fa3242103328fd7c6fd4fe">
-  <xsd:schema xmlns:xsd="http://www.w3.org/2001/XMLSchema" xmlns:xs="http://www.w3.org/2001/XMLSchema" xmlns:p="http://schemas.microsoft.com/office/2006/metadata/properties" xmlns:ns2="7a2ce8f2-2204-4367-a41c-b735e7c03037" xmlns:ns3="f53cdae7-58e9-463a-80c4-ff1f1a52caeb" targetNamespace="http://schemas.microsoft.com/office/2006/metadata/properties" ma:root="true" ma:fieldsID="23a554fc1540e055b3dda9e0febfb003" ns2:_="" ns3:_="">
+<ct:contentTypeSchema xmlns:ct="http://schemas.microsoft.com/office/2006/metadata/contentType" xmlns:ma="http://schemas.microsoft.com/office/2006/metadata/properties/metaAttributes" ct:_="" ma:_="" ma:contentTypeName="Document" ma:contentTypeID="0x010100BF11AF2F54683D48B47D51E7C5C20D0A" ma:contentTypeVersion="21" ma:contentTypeDescription="Create a new document." ma:contentTypeScope="" ma:versionID="6c3ec6b3112fff6afcb2e1bceac7318f">
+  <xsd:schema xmlns:xsd="http://www.w3.org/2001/XMLSchema" xmlns:xs="http://www.w3.org/2001/XMLSchema" xmlns:p="http://schemas.microsoft.com/office/2006/metadata/properties" xmlns:ns2="7a2ce8f2-2204-4367-a41c-b735e7c03037" xmlns:ns3="f53cdae7-58e9-463a-80c4-ff1f1a52caeb" targetNamespace="http://schemas.microsoft.com/office/2006/metadata/properties" ma:root="true" ma:fieldsID="1733b412cddd9f821d661af390973bad" ns2:_="" ns3:_="">
     <xsd:import namespace="7a2ce8f2-2204-4367-a41c-b735e7c03037"/>
     <xsd:import namespace="f53cdae7-58e9-463a-80c4-ff1f1a52caeb"/>
     <xsd:element name="properties">
@@ -33126,6 +33125,28 @@
 </ct:contentTypeSchema>
 </file>
 
+<file path=customXml/item2.xml><?xml version="1.0" encoding="utf-8"?>
+<b:Sources xmlns:b="http://schemas.openxmlformats.org/officeDocument/2006/bibliography" xmlns="http://schemas.openxmlformats.org/officeDocument/2006/bibliography" SelectedStyle="\APASixthEditionOfficeOnline.xsl" StyleName="APA" Version="6"/>
+</file>
+
+<file path=customXml/item3.xml><?xml version="1.0" encoding="utf-8"?>
+<p:properties xmlns:p="http://schemas.microsoft.com/office/2006/metadata/properties" xmlns:xsi="http://www.w3.org/2001/XMLSchema-instance" xmlns:pc="http://schemas.microsoft.com/office/infopath/2007/PartnerControls">
+  <documentManagement>
+    <Person xmlns="7a2ce8f2-2204-4367-a41c-b735e7c03037">
+      <UserInfo>
+        <DisplayName/>
+        <AccountId xsi:nil="true"/>
+        <AccountType/>
+      </UserInfo>
+    </Person>
+    <lcf76f155ced4ddcb4097134ff3c332f xmlns="7a2ce8f2-2204-4367-a41c-b735e7c03037">
+      <Terms xmlns="http://schemas.microsoft.com/office/infopath/2007/PartnerControls"/>
+    </lcf76f155ced4ddcb4097134ff3c332f>
+    <TaxCatchAll xmlns="f53cdae7-58e9-463a-80c4-ff1f1a52caeb" xsi:nil="true"/>
+  </documentManagement>
+</p:properties>
+</file>
+
 <file path=customXml/item4.xml><?xml version="1.0" encoding="utf-8"?>
 <?mso-contentType ?>
 <FormTemplates xmlns="http://schemas.microsoft.com/sharepoint/v3/contenttype/forms">
@@ -33136,26 +33157,7 @@
 </file>
 
 <file path=customXml/itemProps1.xml><?xml version="1.0" encoding="utf-8"?>
-<ds:datastoreItem xmlns:ds="http://schemas.openxmlformats.org/officeDocument/2006/customXml" ds:itemID="{DC23E726-2486-4D7A-87AB-CFE997A66B30}">
-  <ds:schemaRefs>
-    <ds:schemaRef ds:uri="http://schemas.microsoft.com/office/2006/metadata/properties"/>
-    <ds:schemaRef ds:uri="http://schemas.microsoft.com/office/infopath/2007/PartnerControls"/>
-    <ds:schemaRef ds:uri="f53cdae7-58e9-463a-80c4-ff1f1a52caeb"/>
-    <ds:schemaRef ds:uri="7a2ce8f2-2204-4367-a41c-b735e7c03037"/>
-  </ds:schemaRefs>
-</ds:datastoreItem>
-</file>
-
-<file path=customXml/itemProps2.xml><?xml version="1.0" encoding="utf-8"?>
-<ds:datastoreItem xmlns:ds="http://schemas.openxmlformats.org/officeDocument/2006/customXml" ds:itemID="{1863726A-C1C1-4DE6-95FB-CA35C6EF5C0D}">
-  <ds:schemaRefs>
-    <ds:schemaRef ds:uri="http://schemas.openxmlformats.org/officeDocument/2006/bibliography"/>
-  </ds:schemaRefs>
-</ds:datastoreItem>
-</file>
-
-<file path=customXml/itemProps3.xml><?xml version="1.0" encoding="utf-8"?>
-<ds:datastoreItem xmlns:ds="http://schemas.openxmlformats.org/officeDocument/2006/customXml" ds:itemID="{DCED91FB-E39F-4BB7-B800-6866324E9AC4}">
+<ds:datastoreItem xmlns:ds="http://schemas.openxmlformats.org/officeDocument/2006/customXml" ds:itemID="{18FA70E5-C848-4CDB-BEAE-BC97B0385A44}">
   <ds:schemaRefs>
     <ds:schemaRef ds:uri="http://schemas.microsoft.com/office/2006/metadata/contentType"/>
     <ds:schemaRef ds:uri="http://schemas.microsoft.com/office/2006/metadata/properties/metaAttributes"/>
@@ -33173,8 +33175,27 @@
 </ds:datastoreItem>
 </file>
 
+<file path=customXml/itemProps2.xml><?xml version="1.0" encoding="utf-8"?>
+<ds:datastoreItem xmlns:ds="http://schemas.openxmlformats.org/officeDocument/2006/customXml" ds:itemID="{1863726A-C1C1-4DE6-95FB-CA35C6EF5C0D}">
+  <ds:schemaRefs>
+    <ds:schemaRef ds:uri="http://schemas.openxmlformats.org/officeDocument/2006/bibliography"/>
+  </ds:schemaRefs>
+</ds:datastoreItem>
+</file>
+
+<file path=customXml/itemProps3.xml><?xml version="1.0" encoding="utf-8"?>
+<ds:datastoreItem xmlns:ds="http://schemas.openxmlformats.org/officeDocument/2006/customXml" ds:itemID="{4B38E379-C55C-47D7-AE39-0A840C544DDA}">
+  <ds:schemaRefs>
+    <ds:schemaRef ds:uri="http://schemas.microsoft.com/office/2006/metadata/properties"/>
+    <ds:schemaRef ds:uri="http://schemas.microsoft.com/office/infopath/2007/PartnerControls"/>
+    <ds:schemaRef ds:uri="7a2ce8f2-2204-4367-a41c-b735e7c03037"/>
+    <ds:schemaRef ds:uri="f53cdae7-58e9-463a-80c4-ff1f1a52caeb"/>
+  </ds:schemaRefs>
+</ds:datastoreItem>
+</file>
+
 <file path=customXml/itemProps4.xml><?xml version="1.0" encoding="utf-8"?>
-<ds:datastoreItem xmlns:ds="http://schemas.openxmlformats.org/officeDocument/2006/customXml" ds:itemID="{9AE78001-793C-41E1-927C-E3CFCC5EA843}">
+<ds:datastoreItem xmlns:ds="http://schemas.openxmlformats.org/officeDocument/2006/customXml" ds:itemID="{1C0CAD1F-D4FB-4D06-A7DA-82D05D916357}">
   <ds:schemaRefs>
     <ds:schemaRef ds:uri="http://schemas.microsoft.com/sharepoint/v3/contenttype/forms"/>
   </ds:schemaRefs>
